--- a/final_report.docx
+++ b/final_report.docx
@@ -210,6 +210,11 @@
       </m:oMathPara>
     </w:p>
     <w:p>
+      <w:pPr>
+        <w:rPr>
+          <w:rFonts w:hint="eastAsia"/>
+        </w:rPr>
+      </w:pPr>
       <w:r>
         <w:t>前沿被定义为：自身为可通行，且至少与一个未知网格相邻的单元。</w:t>
       </w:r>
@@ -411,6 +416,11 @@
       </w:r>
     </w:p>
     <w:p>
+      <w:pPr>
+        <w:rPr>
+          <w:rFonts w:hint="eastAsia"/>
+        </w:rPr>
+      </w:pPr>
       <m:oMathPara>
         <m:oMath>
           <m:sSub>
@@ -1035,6 +1045,11 @@
       </w:r>
     </w:p>
     <w:p>
+      <w:pPr>
+        <w:rPr>
+          <w:rFonts w:hint="eastAsia"/>
+        </w:rPr>
+      </w:pPr>
       <m:oMathPara>
         <m:oMath>
           <m:sSup>
@@ -1564,15 +1579,7 @@
         </w:rPr>
       </w:pPr>
       <w:r>
-        <w:t>当朝</w:t>
-      </w:r>
-      <w:proofErr w:type="gramStart"/>
-      <w:r>
-        <w:t>向变化</w:t>
-      </w:r>
-      <w:proofErr w:type="gramEnd"/>
-      <w:r>
-        <w:t>过大时，重叠区域会减小，从而影响地图拼接效果。</w:t>
+        <w:t>当朝向变化过大时，重叠区域会减小，从而影响地图拼接效果。</w:t>
       </w:r>
       <w:r>
         <w:rPr>
@@ -1811,6 +1818,11 @@
       </m:oMathPara>
     </w:p>
     <w:p>
+      <w:pPr>
+        <w:rPr>
+          <w:rFonts w:hint="eastAsia"/>
+        </w:rPr>
+      </w:pPr>
       <w:r>
         <w:t>其中：</w:t>
       </w:r>
@@ -2467,6 +2479,9 @@
     <w:p>
       <w:pPr>
         <w:pStyle w:val="1"/>
+        <w:rPr>
+          <w:rFonts w:hint="eastAsia"/>
+        </w:rPr>
       </w:pPr>
       <w:r>
         <w:lastRenderedPageBreak/>
@@ -2476,6 +2491,9 @@
     <w:p>
       <w:pPr>
         <w:pStyle w:val="2"/>
+        <w:rPr>
+          <w:rFonts w:hint="eastAsia"/>
+        </w:rPr>
       </w:pPr>
       <w:r>
         <w:rPr>
@@ -2485,6 +2503,11 @@
       </w:r>
     </w:p>
     <w:p>
+      <w:pPr>
+        <w:rPr>
+          <w:rFonts w:hint="eastAsia"/>
+        </w:rPr>
+      </w:pPr>
       <w:r>
         <w:rPr>
           <w:rFonts w:hint="eastAsia"/>
@@ -2498,25 +2521,63 @@
     <w:p>
       <w:pPr>
         <w:pStyle w:val="2"/>
+        <w:rPr>
+          <w:rFonts w:hint="eastAsia"/>
+        </w:rPr>
       </w:pPr>
       <w:r>
         <w:t>Perception and Map Update</w:t>
       </w:r>
     </w:p>
     <w:p>
-      <w:r>
-        <w:t>机器人通过FOV模型对环境进行感知，在当前朝向范围内通过多条射线获取障碍物和</w:t>
-      </w:r>
-      <w:proofErr w:type="gramStart"/>
-      <w:r>
-        <w:t>可</w:t>
-      </w:r>
-      <w:proofErr w:type="gramEnd"/>
-      <w:r>
-        <w:t>通行区域信息，并更新占据栅格地图。同时，在机器人周围一定范围内进行局部更新，以提高近距离感知精度。</w:t>
-      </w:r>
-    </w:p>
-    <w:p>
+      <w:pPr>
+        <w:rPr>
+          <w:rFonts w:hint="eastAsia"/>
+        </w:rPr>
+      </w:pPr>
+      <w:r>
+        <w:t>机器人通过FOV模型对环境进行感知，在当前朝向范围内通过多条射线获取障碍物和可通行区域信息，并更新占据栅格地图。同时，在机器人周围一定范围内进行局部更新，以提高近距离感知精度。</w:t>
+      </w:r>
+      <w:r>
+        <w:rPr>
+          <w:rFonts w:hint="eastAsia"/>
+        </w:rPr>
+        <w:t>硬件的参数为</w:t>
+      </w:r>
+      <w:r>
+        <w:t>相机视场角：45°</w:t>
+      </w:r>
+      <w:r>
+        <w:rPr>
+          <w:rFonts w:hint="eastAsia"/>
+        </w:rPr>
+        <w:t>，</w:t>
+      </w:r>
+      <w:r>
+        <w:t>感知范围：8 cells</w:t>
+      </w:r>
+      <w:r>
+        <w:rPr>
+          <w:rFonts w:hint="eastAsia"/>
+        </w:rPr>
+        <w:t>，</w:t>
+      </w:r>
+      <w:r>
+        <w:t>栅格尺寸：5 cm</w:t>
+      </w:r>
+      <w:r>
+        <w:rPr>
+          <w:rFonts w:hint="eastAsia"/>
+        </w:rPr>
+        <w:t>。</w:t>
+      </w:r>
+    </w:p>
+    <w:p>
+      <w:pPr>
+        <w:rPr>
+          <w:rFonts w:hint="eastAsia"/>
+        </w:rPr>
+      </w:pPr>
       <w:r>
         <w:t>为模拟实际系统中的感知延迟，</w:t>
       </w:r>
@@ -2586,25 +2647,42 @@
     <w:p>
       <w:pPr>
         <w:pStyle w:val="2"/>
+        <w:rPr>
+          <w:rFonts w:hint="eastAsia"/>
+        </w:rPr>
       </w:pPr>
       <w:r>
         <w:t>Path Planning and Decision Making</w:t>
       </w:r>
     </w:p>
     <w:p>
-      <w:r>
-        <w:t>在每一轮中，系统首先检测当前地图中的前沿区域，并将相邻</w:t>
-      </w:r>
-      <w:proofErr w:type="gramStart"/>
-      <w:r>
-        <w:t>前沿点</w:t>
-      </w:r>
-      <w:proofErr w:type="gramEnd"/>
-      <w:r>
-        <w:t>聚类为若干前沿区域。对于每个前沿区域，生成若干候选anchor作为潜在观测位置。</w:t>
-      </w:r>
-    </w:p>
-    <w:p>
+      <w:pPr>
+        <w:rPr>
+          <w:rFonts w:hint="eastAsia"/>
+        </w:rPr>
+      </w:pPr>
+      <w:r>
+        <w:t>在每一轮中，系统首先检测当前地图中的前沿区域</w:t>
+      </w:r>
+      <w:r>
+        <w:t>（FREE 且邻接 UNKNOWN）</w:t>
+      </w:r>
+      <w:r>
+        <w:t>，</w:t>
+      </w:r>
+      <w:r>
+        <w:t>并通过 8 邻域聚类形成前沿区域</w:t>
+      </w:r>
+      <w:r>
+        <w:t>。对于每个前沿区域，生成若干候选anchor作为潜在观测位置。</w:t>
+      </w:r>
+    </w:p>
+    <w:p>
+      <w:pPr>
+        <w:rPr>
+          <w:rFonts w:hint="eastAsia"/>
+        </w:rPr>
+      </w:pPr>
       <w:r>
         <w:t>对于每个锚点，系统</w:t>
       </w:r>
@@ -2620,28 +2698,80 @@
     </w:p>
     <w:p>
       <w:r>
-        <w:t>在确定</w:t>
-      </w:r>
-      <w:proofErr w:type="gramStart"/>
-      <w:r>
-        <w:t>目标锚点后</w:t>
-      </w:r>
-      <w:proofErr w:type="gramEnd"/>
-      <w:r>
-        <w:t>，使用 A* 算法计算机器人到该位置的可行路径。机器人沿路</w:t>
-      </w:r>
-      <w:proofErr w:type="gramStart"/>
-      <w:r>
-        <w:t>径</w:t>
-      </w:r>
-      <w:proofErr w:type="gramEnd"/>
-      <w:r>
-        <w:t>移动，并在到达后执行观测，从而在路径效率与信息获取之间取得平衡。</w:t>
+        <w:t>在确定目标锚点后，使用 A* 算法计算机器人到该位置的可行路径。机器人沿路径移动，并在到达后执行观测，从而在路径效率与信息获取之间取得平衡。</w:t>
       </w:r>
     </w:p>
     <w:p>
       <w:pPr>
         <w:pStyle w:val="2"/>
+      </w:pPr>
+      <w:r>
+        <w:t>Motion and Constraints</w:t>
+      </w:r>
+    </w:p>
+    <w:p>
+      <w:r>
+        <w:t>机器人采用单步执行策略：最大前进距离：2 cells</w:t>
+      </w:r>
+      <w:r>
+        <w:rPr>
+          <w:rFonts w:hint="eastAsia"/>
+        </w:rPr>
+        <w:t>（10cm）</w:t>
+      </w:r>
+      <w:r>
+        <w:t xml:space="preserve"> 旋转</w:t>
+      </w:r>
+      <w:r>
+        <w:rPr>
+          <w:rFonts w:hint="eastAsia"/>
+        </w:rPr>
+        <w:t>角度</w:t>
+      </w:r>
+      <w:r>
+        <w:t xml:space="preserve">：15° </w:t>
+      </w:r>
+      <w:r>
+        <w:rPr>
+          <w:rFonts w:hint="eastAsia"/>
+        </w:rPr>
+        <w:t>，</w:t>
+      </w:r>
+      <w:r>
+        <w:t>障碍膨胀：1 cell</w:t>
+      </w:r>
+      <w:r>
+        <w:rPr>
+          <w:rFonts w:hint="eastAsia"/>
+        </w:rPr>
+        <w:t>（5cm）</w:t>
+      </w:r>
+      <w:r>
+        <w:t xml:space="preserve"> </w:t>
+      </w:r>
+      <w:r>
+        <w:rPr>
+          <w:rFonts w:hint="eastAsia"/>
+        </w:rPr>
+        <w:t>，</w:t>
+      </w:r>
+      <w:r>
+        <w:t>同时引入观测重叠约束（min overlap = 0.35），保证相邻观测之间具有足够重叠，以支持地图拼接。</w:t>
+      </w:r>
+    </w:p>
+    <w:p>
+      <w:pPr>
+        <w:rPr>
+          <w:rFonts w:hint="eastAsia"/>
+        </w:rPr>
+      </w:pPr>
+      <w:r>
+        <w:t>系统在每一步中动态决定“先扫描还是先移动”，以平衡信息获取与路径推进效率。</w:t>
+      </w:r>
+    </w:p>
+    <w:p>
+      <w:pPr>
+        <w:pStyle w:val="2"/>
         <w:rPr>
           <w:rFonts w:hint="eastAsia"/>
         </w:rPr>
@@ -2651,6 +2781,11 @@
       </w:r>
     </w:p>
     <w:p>
+      <w:pPr>
+        <w:rPr>
+          <w:rFonts w:hint="eastAsia"/>
+        </w:rPr>
+      </w:pPr>
       <w:r>
         <w:t>首先，通过目标排他策略</w:t>
       </w:r>
@@ -2674,6 +2809,11 @@
       </w:r>
     </w:p>
     <w:p>
+      <w:pPr>
+        <w:rPr>
+          <w:rFonts w:hint="eastAsia"/>
+        </w:rPr>
+      </w:pPr>
       <w:r>
         <w:t>此外，引入基于优先级的冲突解决机制</w:t>
       </w:r>
@@ -2697,6 +2837,11 @@
       </w:r>
     </w:p>
     <w:p>
+      <w:pPr>
+        <w:rPr>
+          <w:rFonts w:hint="eastAsia"/>
+        </w:rPr>
+      </w:pPr>
       <w:r>
         <w:t>进一步地，系统引入视野约束</w:t>
       </w:r>
@@ -2717,6 +2862,7 @@
         </w:rPr>
       </w:pPr>
       <w:r>
+        <w:lastRenderedPageBreak/>
         <w:t>最后，采用分阶段部署策略</w:t>
       </w:r>
       <w:r>
@@ -2732,13 +2878,20 @@
     <w:p>
       <w:pPr>
         <w:pStyle w:val="2"/>
-      </w:pPr>
-      <w:r>
-        <w:lastRenderedPageBreak/>
+        <w:rPr>
+          <w:rFonts w:hint="eastAsia"/>
+        </w:rPr>
+      </w:pPr>
+      <w:r>
         <w:t>Design Justification and Comparison with Existing Methods</w:t>
       </w:r>
     </w:p>
     <w:p>
+      <w:pPr>
+        <w:rPr>
+          <w:rFonts w:hint="eastAsia"/>
+        </w:rPr>
+      </w:pPr>
       <w:r>
         <w:rPr>
           <w:rFonts w:hint="eastAsia"/>
@@ -2768,6 +2921,11 @@
       </w:r>
     </w:p>
     <w:p>
+      <w:pPr>
+        <w:rPr>
+          <w:rFonts w:hint="eastAsia"/>
+        </w:rPr>
+      </w:pPr>
       <w:r>
         <w:t>此外，本</w:t>
       </w:r>
@@ -2800,6 +2958,11 @@
       </w:r>
     </w:p>
     <w:p>
+      <w:pPr>
+        <w:rPr>
+          <w:rFonts w:hint="eastAsia"/>
+        </w:rPr>
+      </w:pPr>
       <w:r>
         <w:t>与现有多机器人探索方法相比，本</w:t>
       </w:r>
@@ -2810,15 +2973,7 @@
         <w:t>部分的</w:t>
       </w:r>
       <w:r>
-        <w:t>方法在理论最优性方面可能不及先进方法，但在实现复杂度、稳定性和</w:t>
-      </w:r>
-      <w:proofErr w:type="gramStart"/>
-      <w:r>
-        <w:t>可</w:t>
-      </w:r>
-      <w:proofErr w:type="gramEnd"/>
-      <w:r>
-        <w:t>复现性方面具有明显优势。同时，视野约束和延迟机制在传统方法中较少被考虑，使本</w:t>
+        <w:t>方法在理论最优性方面可能不及先进方法，但在实现复杂度、稳定性和可复现性方面具有明显优势。同时，视野约束和延迟机制在传统方法中较少被考虑，使本</w:t>
       </w:r>
       <w:r>
         <w:rPr>
@@ -2830,7 +2985,13 @@
         <w:t>在模拟真实环境方面具有一定的创新性。</w:t>
       </w:r>
     </w:p>
-    <w:p/>
+    <w:p>
+      <w:pPr>
+        <w:rPr>
+          <w:rFonts w:hint="eastAsia"/>
+        </w:rPr>
+      </w:pPr>
+    </w:p>
     <w:p>
       <w:pPr>
         <w:pStyle w:val="2"/>
@@ -2846,6 +3007,11 @@
       </w:r>
     </w:p>
     <w:p>
+      <w:pPr>
+        <w:rPr>
+          <w:rFonts w:hint="eastAsia"/>
+        </w:rPr>
+      </w:pPr>
       <w:r>
         <w:rPr>
           <w:rFonts w:hint="eastAsia"/>
@@ -2853,10 +3019,7 @@
         <w:t>[1]</w:t>
       </w:r>
       <w:r>
-        <w:t xml:space="preserve"> </w:t>
-      </w:r>
-      <w:r>
-        <w:t>M. Zhu, Z. Liu, W. Li, S. Wang, and Q. Zhang,</w:t>
+        <w:t xml:space="preserve"> M. Zhu, Z. Liu, W. Li, S. Wang, and Q. Zhang,</w:t>
       </w:r>
       <w:r>
         <w:br/>
@@ -2877,6 +3040,11 @@
       </w:r>
     </w:p>
     <w:p>
+      <w:pPr>
+        <w:rPr>
+          <w:rFonts w:hint="eastAsia"/>
+        </w:rPr>
+      </w:pPr>
       <w:r>
         <w:rPr>
           <w:rFonts w:hint="eastAsia"/>
@@ -2884,10 +3052,7 @@
         <w:t>[2]</w:t>
       </w:r>
       <w:r>
-        <w:t xml:space="preserve"> </w:t>
-      </w:r>
-      <w:r>
-        <w:t xml:space="preserve">A. A. </w:t>
+        <w:t xml:space="preserve"> A. A. </w:t>
       </w:r>
       <w:proofErr w:type="spellStart"/>
       <w:r>
@@ -2925,6 +3090,11 @@
       </w:r>
     </w:p>
     <w:p>
+      <w:pPr>
+        <w:rPr>
+          <w:rFonts w:hint="eastAsia"/>
+        </w:rPr>
+      </w:pPr>
       <w:r>
         <w:rPr>
           <w:rFonts w:hint="eastAsia"/>
@@ -2932,10 +3102,7 @@
         <w:t>[3]</w:t>
       </w:r>
       <w:r>
-        <w:t xml:space="preserve"> </w:t>
-      </w:r>
-      <w:r>
-        <w:t>S. Choudhury, J. K. Gupta, M. J. Kochenderfer, and D. Sadigh,</w:t>
+        <w:t xml:space="preserve"> S. Choudhury, J. K. Gupta, M. J. Kochenderfer, and D. Sadigh,</w:t>
       </w:r>
       <w:r>
         <w:br/>
@@ -2956,6 +3123,11 @@
       </w:r>
     </w:p>
     <w:p>
+      <w:pPr>
+        <w:rPr>
+          <w:rFonts w:hint="eastAsia"/>
+        </w:rPr>
+      </w:pPr>
       <w:r>
         <w:rPr>
           <w:rFonts w:hint="eastAsia"/>
@@ -2963,10 +3135,7 @@
         <w:t>[4]</w:t>
       </w:r>
       <w:r>
-        <w:t xml:space="preserve"> </w:t>
-      </w:r>
-      <w:r>
-        <w:t xml:space="preserve">M. </w:t>
+        <w:t xml:space="preserve"> M. </w:t>
       </w:r>
       <w:proofErr w:type="spellStart"/>
       <w:r>
@@ -3015,10 +3184,7 @@
         <w:t>[5]</w:t>
       </w:r>
       <w:r>
-        <w:t xml:space="preserve"> </w:t>
-      </w:r>
-      <w:r>
-        <w:t>G. Best, R. Garg, and J. Keller,</w:t>
+        <w:t xml:space="preserve"> G. Best, R. Garg, and J. Keller,</w:t>
       </w:r>
       <w:r>
         <w:br/>
@@ -3199,8 +3365,160 @@
       </w:rPr>
     </w:lvl>
   </w:abstractNum>
+  <w:abstractNum w:abstractNumId="1" w15:restartNumberingAfterBreak="0">
+    <w:nsid w:val="72EA5119"/>
+    <w:multiLevelType w:val="multilevel"/>
+    <w:tmpl w:val="C1D20F52"/>
+    <w:lvl w:ilvl="0">
+      <w:start w:val="1"/>
+      <w:numFmt w:val="bullet"/>
+      <w:lvlText w:val=""/>
+      <w:lvlJc w:val="left"/>
+      <w:pPr>
+        <w:tabs>
+          <w:tab w:val="num" w:pos="720"/>
+        </w:tabs>
+        <w:ind w:left="720" w:hanging="360"/>
+      </w:pPr>
+      <w:rPr>
+        <w:rFonts w:ascii="Symbol" w:hAnsi="Symbol" w:hint="default"/>
+        <w:sz w:val="20"/>
+      </w:rPr>
+    </w:lvl>
+    <w:lvl w:ilvl="1" w:tentative="1">
+      <w:start w:val="1"/>
+      <w:numFmt w:val="bullet"/>
+      <w:lvlText w:val="o"/>
+      <w:lvlJc w:val="left"/>
+      <w:pPr>
+        <w:tabs>
+          <w:tab w:val="num" w:pos="1440"/>
+        </w:tabs>
+        <w:ind w:left="1440" w:hanging="360"/>
+      </w:pPr>
+      <w:rPr>
+        <w:rFonts w:ascii="Courier New" w:hAnsi="Courier New" w:hint="default"/>
+        <w:sz w:val="20"/>
+      </w:rPr>
+    </w:lvl>
+    <w:lvl w:ilvl="2" w:tentative="1">
+      <w:start w:val="1"/>
+      <w:numFmt w:val="bullet"/>
+      <w:lvlText w:val=""/>
+      <w:lvlJc w:val="left"/>
+      <w:pPr>
+        <w:tabs>
+          <w:tab w:val="num" w:pos="2160"/>
+        </w:tabs>
+        <w:ind w:left="2160" w:hanging="360"/>
+      </w:pPr>
+      <w:rPr>
+        <w:rFonts w:ascii="Wingdings" w:hAnsi="Wingdings" w:hint="default"/>
+        <w:sz w:val="20"/>
+      </w:rPr>
+    </w:lvl>
+    <w:lvl w:ilvl="3" w:tentative="1">
+      <w:start w:val="1"/>
+      <w:numFmt w:val="bullet"/>
+      <w:lvlText w:val=""/>
+      <w:lvlJc w:val="left"/>
+      <w:pPr>
+        <w:tabs>
+          <w:tab w:val="num" w:pos="2880"/>
+        </w:tabs>
+        <w:ind w:left="2880" w:hanging="360"/>
+      </w:pPr>
+      <w:rPr>
+        <w:rFonts w:ascii="Wingdings" w:hAnsi="Wingdings" w:hint="default"/>
+        <w:sz w:val="20"/>
+      </w:rPr>
+    </w:lvl>
+    <w:lvl w:ilvl="4" w:tentative="1">
+      <w:start w:val="1"/>
+      <w:numFmt w:val="bullet"/>
+      <w:lvlText w:val=""/>
+      <w:lvlJc w:val="left"/>
+      <w:pPr>
+        <w:tabs>
+          <w:tab w:val="num" w:pos="3600"/>
+        </w:tabs>
+        <w:ind w:left="3600" w:hanging="360"/>
+      </w:pPr>
+      <w:rPr>
+        <w:rFonts w:ascii="Wingdings" w:hAnsi="Wingdings" w:hint="default"/>
+        <w:sz w:val="20"/>
+      </w:rPr>
+    </w:lvl>
+    <w:lvl w:ilvl="5" w:tentative="1">
+      <w:start w:val="1"/>
+      <w:numFmt w:val="bullet"/>
+      <w:lvlText w:val=""/>
+      <w:lvlJc w:val="left"/>
+      <w:pPr>
+        <w:tabs>
+          <w:tab w:val="num" w:pos="4320"/>
+        </w:tabs>
+        <w:ind w:left="4320" w:hanging="360"/>
+      </w:pPr>
+      <w:rPr>
+        <w:rFonts w:ascii="Wingdings" w:hAnsi="Wingdings" w:hint="default"/>
+        <w:sz w:val="20"/>
+      </w:rPr>
+    </w:lvl>
+    <w:lvl w:ilvl="6" w:tentative="1">
+      <w:start w:val="1"/>
+      <w:numFmt w:val="bullet"/>
+      <w:lvlText w:val=""/>
+      <w:lvlJc w:val="left"/>
+      <w:pPr>
+        <w:tabs>
+          <w:tab w:val="num" w:pos="5040"/>
+        </w:tabs>
+        <w:ind w:left="5040" w:hanging="360"/>
+      </w:pPr>
+      <w:rPr>
+        <w:rFonts w:ascii="Wingdings" w:hAnsi="Wingdings" w:hint="default"/>
+        <w:sz w:val="20"/>
+      </w:rPr>
+    </w:lvl>
+    <w:lvl w:ilvl="7" w:tentative="1">
+      <w:start w:val="1"/>
+      <w:numFmt w:val="bullet"/>
+      <w:lvlText w:val=""/>
+      <w:lvlJc w:val="left"/>
+      <w:pPr>
+        <w:tabs>
+          <w:tab w:val="num" w:pos="5760"/>
+        </w:tabs>
+        <w:ind w:left="5760" w:hanging="360"/>
+      </w:pPr>
+      <w:rPr>
+        <w:rFonts w:ascii="Wingdings" w:hAnsi="Wingdings" w:hint="default"/>
+        <w:sz w:val="20"/>
+      </w:rPr>
+    </w:lvl>
+    <w:lvl w:ilvl="8" w:tentative="1">
+      <w:start w:val="1"/>
+      <w:numFmt w:val="bullet"/>
+      <w:lvlText w:val=""/>
+      <w:lvlJc w:val="left"/>
+      <w:pPr>
+        <w:tabs>
+          <w:tab w:val="num" w:pos="6480"/>
+        </w:tabs>
+        <w:ind w:left="6480" w:hanging="360"/>
+      </w:pPr>
+      <w:rPr>
+        <w:rFonts w:ascii="Wingdings" w:hAnsi="Wingdings" w:hint="default"/>
+        <w:sz w:val="20"/>
+      </w:rPr>
+    </w:lvl>
+  </w:abstractNum>
   <w:num w:numId="1" w16cid:durableId="681660693">
     <w:abstractNumId w:val="0"/>
+  </w:num>
+  <w:num w:numId="2" w16cid:durableId="45567158">
+    <w:abstractNumId w:val="1"/>
   </w:num>
 </w:numbering>
 </file>
